--- a/results/tables/Env_GAM_pl_patches.docx
+++ b/results/tables/Env_GAM_pl_patches.docx
@@ -188,7 +188,7 @@
                 <w:sz w:val="20"/>
                 <w:b w:val="true"/>
               </w:rPr>
-              <w:t xml:space="default">Covert luminance (n = 180, deviance explained 43%)</w:t>
+              <w:t xml:space="default">Mantle luminance (n = 182, deviance explained 60%)</w:t>
             </w:r>
           </w:p>
         </w:tc>
@@ -241,55 +241,55 @@
                 <w:rFonts w:ascii="Calibri" w:hAnsi="Calibri"/>
                 <w:sz w:val="20"/>
               </w:rPr>
-              <w:t xml:space="default">4.60</w:t>
-            </w:r>
-          </w:p>
-        </w:tc>
-        <w:tc>
-          <w:tcPr>
-            <w:tcBorders>
-              <w:top w:val="single" w:space="0" w:color="D3D3D3"/>
-              <w:bottom w:val="single" w:space="0" w:color="D3D3D3"/>
-              <w:start w:val="single" w:space="0" w:color="D3D3D3"/>
-              <w:end w:val="single" w:space="0" w:color="D3D3D3"/>
-            </w:tcBorders>
-          </w:tcPr>
-          <w:p>
-            <w:pPr>
-              <w:spacing w:before="0" w:after="60"/>
-              <w:keepNext/>
-              <w:jc w:val="end"/>
-            </w:pPr>
-            <w:r>
-              <w:rPr>
-                <w:rFonts w:ascii="Calibri" w:hAnsi="Calibri"/>
-                <w:sz w:val="20"/>
-              </w:rPr>
-              <w:t xml:space="default">0.55</w:t>
-            </w:r>
-          </w:p>
-        </w:tc>
-        <w:tc>
-          <w:tcPr>
-            <w:tcBorders>
-              <w:top w:val="single" w:space="0" w:color="D3D3D3"/>
-              <w:bottom w:val="single" w:space="0" w:color="D3D3D3"/>
-              <w:start w:val="single" w:space="0" w:color="D3D3D3"/>
-              <w:end w:val="single" w:space="0" w:color="D3D3D3"/>
-            </w:tcBorders>
-          </w:tcPr>
-          <w:p>
-            <w:pPr>
-              <w:spacing w:before="0" w:after="60"/>
-              <w:keepNext/>
-              <w:jc w:val="start"/>
-            </w:pPr>
-            <w:r>
-              <w:rPr>
-                <w:rFonts w:ascii="Calibri" w:hAnsi="Calibri"/>
-                <w:sz w:val="20"/>
-              </w:rPr>
-              <w:t xml:space="default">0.0010</w:t>
+              <w:t xml:space="default">3.21</w:t>
+            </w:r>
+          </w:p>
+        </w:tc>
+        <w:tc>
+          <w:tcPr>
+            <w:tcBorders>
+              <w:top w:val="single" w:space="0" w:color="D3D3D3"/>
+              <w:bottom w:val="single" w:space="0" w:color="D3D3D3"/>
+              <w:start w:val="single" w:space="0" w:color="D3D3D3"/>
+              <w:end w:val="single" w:space="0" w:color="D3D3D3"/>
+            </w:tcBorders>
+          </w:tcPr>
+          <w:p>
+            <w:pPr>
+              <w:spacing w:before="0" w:after="60"/>
+              <w:keepNext/>
+              <w:jc w:val="end"/>
+            </w:pPr>
+            <w:r>
+              <w:rPr>
+                <w:rFonts w:ascii="Calibri" w:hAnsi="Calibri"/>
+                <w:sz w:val="20"/>
+              </w:rPr>
+              <w:t xml:space="default">1.68</w:t>
+            </w:r>
+          </w:p>
+        </w:tc>
+        <w:tc>
+          <w:tcPr>
+            <w:tcBorders>
+              <w:top w:val="single" w:space="0" w:color="D3D3D3"/>
+              <w:bottom w:val="single" w:space="0" w:color="D3D3D3"/>
+              <w:start w:val="single" w:space="0" w:color="D3D3D3"/>
+              <w:end w:val="single" w:space="0" w:color="D3D3D3"/>
+            </w:tcBorders>
+          </w:tcPr>
+          <w:p>
+            <w:pPr>
+              <w:spacing w:before="0" w:after="60"/>
+              <w:keepNext/>
+              <w:jc w:val="start"/>
+            </w:pPr>
+            <w:r>
+              <w:rPr>
+                <w:rFonts w:ascii="Calibri" w:hAnsi="Calibri"/>
+                <w:sz w:val="20"/>
+              </w:rPr>
+              <w:t xml:space="default">&lt; 0.001</w:t>
             </w:r>
           </w:p>
         </w:tc>
@@ -342,55 +342,55 @@
                 <w:rFonts w:ascii="Calibri" w:hAnsi="Calibri"/>
                 <w:sz w:val="20"/>
               </w:rPr>
-              <w:t xml:space="default">2.78</w:t>
-            </w:r>
-          </w:p>
-        </w:tc>
-        <w:tc>
-          <w:tcPr>
-            <w:tcBorders>
-              <w:top w:val="single" w:space="0" w:color="D3D3D3"/>
-              <w:bottom w:val="single" w:space="0" w:color="D3D3D3"/>
-              <w:start w:val="single" w:space="0" w:color="D3D3D3"/>
-              <w:end w:val="single" w:space="0" w:color="D3D3D3"/>
-            </w:tcBorders>
-          </w:tcPr>
-          <w:p>
-            <w:pPr>
-              <w:spacing w:before="0" w:after="60"/>
-              <w:keepNext/>
-              <w:jc w:val="end"/>
-            </w:pPr>
-            <w:r>
-              <w:rPr>
-                <w:rFonts w:ascii="Calibri" w:hAnsi="Calibri"/>
-                <w:sz w:val="20"/>
-              </w:rPr>
-              <w:t xml:space="default">1.17</w:t>
-            </w:r>
-          </w:p>
-        </w:tc>
-        <w:tc>
-          <w:tcPr>
-            <w:tcBorders>
-              <w:top w:val="single" w:space="0" w:color="D3D3D3"/>
-              <w:bottom w:val="single" w:space="0" w:color="D3D3D3"/>
-              <w:start w:val="single" w:space="0" w:color="D3D3D3"/>
-              <w:end w:val="single" w:space="0" w:color="D3D3D3"/>
-            </w:tcBorders>
-          </w:tcPr>
-          <w:p>
-            <w:pPr>
-              <w:spacing w:before="0" w:after="60"/>
-              <w:keepNext/>
-              <w:jc w:val="start"/>
-            </w:pPr>
-            <w:r>
-              <w:rPr>
-                <w:rFonts w:ascii="Calibri" w:hAnsi="Calibri"/>
-                <w:sz w:val="20"/>
-              </w:rPr>
-              <w:t xml:space="default">0.0033</w:t>
+              <w:t xml:space="default">0.79</w:t>
+            </w:r>
+          </w:p>
+        </w:tc>
+        <w:tc>
+          <w:tcPr>
+            <w:tcBorders>
+              <w:top w:val="single" w:space="0" w:color="D3D3D3"/>
+              <w:bottom w:val="single" w:space="0" w:color="D3D3D3"/>
+              <w:start w:val="single" w:space="0" w:color="D3D3D3"/>
+              <w:end w:val="single" w:space="0" w:color="D3D3D3"/>
+            </w:tcBorders>
+          </w:tcPr>
+          <w:p>
+            <w:pPr>
+              <w:spacing w:before="0" w:after="60"/>
+              <w:keepNext/>
+              <w:jc w:val="end"/>
+            </w:pPr>
+            <w:r>
+              <w:rPr>
+                <w:rFonts w:ascii="Calibri" w:hAnsi="Calibri"/>
+                <w:sz w:val="20"/>
+              </w:rPr>
+              <w:t xml:space="default">0.41</w:t>
+            </w:r>
+          </w:p>
+        </w:tc>
+        <w:tc>
+          <w:tcPr>
+            <w:tcBorders>
+              <w:top w:val="single" w:space="0" w:color="D3D3D3"/>
+              <w:bottom w:val="single" w:space="0" w:color="D3D3D3"/>
+              <w:start w:val="single" w:space="0" w:color="D3D3D3"/>
+              <w:end w:val="single" w:space="0" w:color="D3D3D3"/>
+            </w:tcBorders>
+          </w:tcPr>
+          <w:p>
+            <w:pPr>
+              <w:spacing w:before="0" w:after="60"/>
+              <w:keepNext/>
+              <w:jc w:val="start"/>
+            </w:pPr>
+            <w:r>
+              <w:rPr>
+                <w:rFonts w:ascii="Calibri" w:hAnsi="Calibri"/>
+                <w:sz w:val="20"/>
+              </w:rPr>
+              <w:t xml:space="default">0.018</w:t>
             </w:r>
           </w:p>
         </w:tc>
@@ -443,55 +443,55 @@
                 <w:rFonts w:ascii="Calibri" w:hAnsi="Calibri"/>
                 <w:sz w:val="20"/>
               </w:rPr>
-              <w:t xml:space="default">0.14</w:t>
-            </w:r>
-          </w:p>
-        </w:tc>
-        <w:tc>
-          <w:tcPr>
-            <w:tcBorders>
-              <w:top w:val="single" w:space="0" w:color="D3D3D3"/>
-              <w:bottom w:val="single" w:space="0" w:color="D3D3D3"/>
-              <w:start w:val="single" w:space="0" w:color="D3D3D3"/>
-              <w:end w:val="single" w:space="0" w:color="D3D3D3"/>
-            </w:tcBorders>
-          </w:tcPr>
-          <w:p>
-            <w:pPr>
-              <w:spacing w:before="0" w:after="60"/>
-              <w:keepNext/>
-              <w:jc w:val="end"/>
-            </w:pPr>
-            <w:r>
-              <w:rPr>
-                <w:rFonts w:ascii="Calibri" w:hAnsi="Calibri"/>
-                <w:sz w:val="20"/>
-              </w:rPr>
-              <w:t xml:space="default">0.02</w:t>
-            </w:r>
-          </w:p>
-        </w:tc>
-        <w:tc>
-          <w:tcPr>
-            <w:tcBorders>
-              <w:top w:val="single" w:space="0" w:color="D3D3D3"/>
-              <w:bottom w:val="single" w:space="0" w:color="D3D3D3"/>
-              <w:start w:val="single" w:space="0" w:color="D3D3D3"/>
-              <w:end w:val="single" w:space="0" w:color="D3D3D3"/>
-            </w:tcBorders>
-          </w:tcPr>
-          <w:p>
-            <w:pPr>
-              <w:spacing w:before="0" w:after="60"/>
-              <w:keepNext/>
-              <w:jc w:val="start"/>
-            </w:pPr>
-            <w:r>
-              <w:rPr>
-                <w:rFonts w:ascii="Calibri" w:hAnsi="Calibri"/>
-                <w:sz w:val="20"/>
-              </w:rPr>
-              <w:t xml:space="default">0.24</w:t>
+              <w:t xml:space="default">0.00</w:t>
+            </w:r>
+          </w:p>
+        </w:tc>
+        <w:tc>
+          <w:tcPr>
+            <w:tcBorders>
+              <w:top w:val="single" w:space="0" w:color="D3D3D3"/>
+              <w:bottom w:val="single" w:space="0" w:color="D3D3D3"/>
+              <w:start w:val="single" w:space="0" w:color="D3D3D3"/>
+              <w:end w:val="single" w:space="0" w:color="D3D3D3"/>
+            </w:tcBorders>
+          </w:tcPr>
+          <w:p>
+            <w:pPr>
+              <w:spacing w:before="0" w:after="60"/>
+              <w:keepNext/>
+              <w:jc w:val="end"/>
+            </w:pPr>
+            <w:r>
+              <w:rPr>
+                <w:rFonts w:ascii="Calibri" w:hAnsi="Calibri"/>
+                <w:sz w:val="20"/>
+              </w:rPr>
+              <w:t xml:space="default">0.00</w:t>
+            </w:r>
+          </w:p>
+        </w:tc>
+        <w:tc>
+          <w:tcPr>
+            <w:tcBorders>
+              <w:top w:val="single" w:space="0" w:color="D3D3D3"/>
+              <w:bottom w:val="single" w:space="0" w:color="D3D3D3"/>
+              <w:start w:val="single" w:space="0" w:color="D3D3D3"/>
+              <w:end w:val="single" w:space="0" w:color="D3D3D3"/>
+            </w:tcBorders>
+          </w:tcPr>
+          <w:p>
+            <w:pPr>
+              <w:spacing w:before="0" w:after="60"/>
+              <w:keepNext/>
+              <w:jc w:val="start"/>
+            </w:pPr>
+            <w:r>
+              <w:rPr>
+                <w:rFonts w:ascii="Calibri" w:hAnsi="Calibri"/>
+                <w:sz w:val="20"/>
+              </w:rPr>
+              <w:t xml:space="default">0.33</w:t>
             </w:r>
           </w:p>
         </w:tc>
@@ -544,55 +544,55 @@
                 <w:rFonts w:ascii="Calibri" w:hAnsi="Calibri"/>
                 <w:sz w:val="20"/>
               </w:rPr>
-              <w:t xml:space="default">0.00</w:t>
-            </w:r>
-          </w:p>
-        </w:tc>
-        <w:tc>
-          <w:tcPr>
-            <w:tcBorders>
-              <w:top w:val="single" w:space="0" w:color="D3D3D3"/>
-              <w:bottom w:val="single" w:space="0" w:color="D3D3D3"/>
-              <w:start w:val="single" w:space="0" w:color="D3D3D3"/>
-              <w:end w:val="single" w:space="0" w:color="D3D3D3"/>
-            </w:tcBorders>
-          </w:tcPr>
-          <w:p>
-            <w:pPr>
-              <w:spacing w:before="0" w:after="60"/>
-              <w:keepNext/>
-              <w:jc w:val="end"/>
-            </w:pPr>
-            <w:r>
-              <w:rPr>
-                <w:rFonts w:ascii="Calibri" w:hAnsi="Calibri"/>
-                <w:sz w:val="20"/>
-              </w:rPr>
-              <w:t xml:space="default">0.00</w:t>
-            </w:r>
-          </w:p>
-        </w:tc>
-        <w:tc>
-          <w:tcPr>
-            <w:tcBorders>
-              <w:top w:val="single" w:space="0" w:color="D3D3D3"/>
-              <w:bottom w:val="single" w:space="0" w:color="D3D3D3"/>
-              <w:start w:val="single" w:space="0" w:color="D3D3D3"/>
-              <w:end w:val="single" w:space="0" w:color="D3D3D3"/>
-            </w:tcBorders>
-          </w:tcPr>
-          <w:p>
-            <w:pPr>
-              <w:spacing w:before="0" w:after="60"/>
-              <w:keepNext/>
-              <w:jc w:val="start"/>
-            </w:pPr>
-            <w:r>
-              <w:rPr>
-                <w:rFonts w:ascii="Calibri" w:hAnsi="Calibri"/>
-                <w:sz w:val="20"/>
-              </w:rPr>
-              <w:t xml:space="default">0.46</w:t>
+              <w:t xml:space="default">1.78</w:t>
+            </w:r>
+          </w:p>
+        </w:tc>
+        <w:tc>
+          <w:tcPr>
+            <w:tcBorders>
+              <w:top w:val="single" w:space="0" w:color="D3D3D3"/>
+              <w:bottom w:val="single" w:space="0" w:color="D3D3D3"/>
+              <w:start w:val="single" w:space="0" w:color="D3D3D3"/>
+              <w:end w:val="single" w:space="0" w:color="D3D3D3"/>
+            </w:tcBorders>
+          </w:tcPr>
+          <w:p>
+            <w:pPr>
+              <w:spacing w:before="0" w:after="60"/>
+              <w:keepNext/>
+              <w:jc w:val="end"/>
+            </w:pPr>
+            <w:r>
+              <w:rPr>
+                <w:rFonts w:ascii="Calibri" w:hAnsi="Calibri"/>
+                <w:sz w:val="20"/>
+              </w:rPr>
+              <w:t xml:space="default">0.90</w:t>
+            </w:r>
+          </w:p>
+        </w:tc>
+        <w:tc>
+          <w:tcPr>
+            <w:tcBorders>
+              <w:top w:val="single" w:space="0" w:color="D3D3D3"/>
+              <w:bottom w:val="single" w:space="0" w:color="D3D3D3"/>
+              <w:start w:val="single" w:space="0" w:color="D3D3D3"/>
+              <w:end w:val="single" w:space="0" w:color="D3D3D3"/>
+            </w:tcBorders>
+          </w:tcPr>
+          <w:p>
+            <w:pPr>
+              <w:spacing w:before="0" w:after="60"/>
+              <w:keepNext/>
+              <w:jc w:val="start"/>
+            </w:pPr>
+            <w:r>
+              <w:rPr>
+                <w:rFonts w:ascii="Calibri" w:hAnsi="Calibri"/>
+                <w:sz w:val="20"/>
+              </w:rPr>
+              <w:t xml:space="default">0.0040</w:t>
             </w:r>
           </w:p>
         </w:tc>
@@ -645,55 +645,55 @@
                 <w:rFonts w:ascii="Calibri" w:hAnsi="Calibri"/>
                 <w:sz w:val="20"/>
               </w:rPr>
-              <w:t xml:space="default">0.00</w:t>
-            </w:r>
-          </w:p>
-        </w:tc>
-        <w:tc>
-          <w:tcPr>
-            <w:tcBorders>
-              <w:top w:val="single" w:space="0" w:color="D3D3D3"/>
-              <w:bottom w:val="single" w:space="0" w:color="D3D3D3"/>
-              <w:start w:val="single" w:space="0" w:color="D3D3D3"/>
-              <w:end w:val="single" w:space="0" w:color="D3D3D3"/>
-            </w:tcBorders>
-          </w:tcPr>
-          <w:p>
-            <w:pPr>
-              <w:spacing w:before="0" w:after="60"/>
-              <w:keepNext/>
-              <w:jc w:val="end"/>
-            </w:pPr>
-            <w:r>
-              <w:rPr>
-                <w:rFonts w:ascii="Calibri" w:hAnsi="Calibri"/>
-                <w:sz w:val="20"/>
-              </w:rPr>
-              <w:t xml:space="default">0.00</w:t>
-            </w:r>
-          </w:p>
-        </w:tc>
-        <w:tc>
-          <w:tcPr>
-            <w:tcBorders>
-              <w:top w:val="single" w:space="0" w:color="D3D3D3"/>
-              <w:bottom w:val="single" w:space="0" w:color="D3D3D3"/>
-              <w:start w:val="single" w:space="0" w:color="D3D3D3"/>
-              <w:end w:val="single" w:space="0" w:color="D3D3D3"/>
-            </w:tcBorders>
-          </w:tcPr>
-          <w:p>
-            <w:pPr>
-              <w:spacing w:before="0" w:after="60"/>
-              <w:keepNext/>
-              <w:jc w:val="start"/>
-            </w:pPr>
-            <w:r>
-              <w:rPr>
-                <w:rFonts w:ascii="Calibri" w:hAnsi="Calibri"/>
-                <w:sz w:val="20"/>
-              </w:rPr>
-              <w:t xml:space="default">0.31</w:t>
+              <w:t xml:space="default">2.33</w:t>
+            </w:r>
+          </w:p>
+        </w:tc>
+        <w:tc>
+          <w:tcPr>
+            <w:tcBorders>
+              <w:top w:val="single" w:space="0" w:color="D3D3D3"/>
+              <w:bottom w:val="single" w:space="0" w:color="D3D3D3"/>
+              <w:start w:val="single" w:space="0" w:color="D3D3D3"/>
+              <w:end w:val="single" w:space="0" w:color="D3D3D3"/>
+            </w:tcBorders>
+          </w:tcPr>
+          <w:p>
+            <w:pPr>
+              <w:spacing w:before="0" w:after="60"/>
+              <w:keepNext/>
+              <w:jc w:val="end"/>
+            </w:pPr>
+            <w:r>
+              <w:rPr>
+                <w:rFonts w:ascii="Calibri" w:hAnsi="Calibri"/>
+                <w:sz w:val="20"/>
+              </w:rPr>
+              <w:t xml:space="default">1.24</w:t>
+            </w:r>
+          </w:p>
+        </w:tc>
+        <w:tc>
+          <w:tcPr>
+            <w:tcBorders>
+              <w:top w:val="single" w:space="0" w:color="D3D3D3"/>
+              <w:bottom w:val="single" w:space="0" w:color="D3D3D3"/>
+              <w:start w:val="single" w:space="0" w:color="D3D3D3"/>
+              <w:end w:val="single" w:space="0" w:color="D3D3D3"/>
+            </w:tcBorders>
+          </w:tcPr>
+          <w:p>
+            <w:pPr>
+              <w:spacing w:before="0" w:after="60"/>
+              <w:keepNext/>
+              <w:jc w:val="start"/>
+            </w:pPr>
+            <w:r>
+              <w:rPr>
+                <w:rFonts w:ascii="Calibri" w:hAnsi="Calibri"/>
+                <w:sz w:val="20"/>
+              </w:rPr>
+              <w:t xml:space="default">&lt; 0.001</w:t>
             </w:r>
           </w:p>
         </w:tc>
@@ -794,7 +794,7 @@
                 <w:rFonts w:ascii="Calibri" w:hAnsi="Calibri"/>
                 <w:sz w:val="20"/>
               </w:rPr>
-              <w:t xml:space="default">0.58</w:t>
+              <w:t xml:space="default">0.61</w:t>
             </w:r>
           </w:p>
         </w:tc>
@@ -871,7 +871,7 @@
                 <w:rFonts w:ascii="Calibri" w:hAnsi="Calibri"/>
                 <w:sz w:val="20"/>
               </w:rPr>
-              <w:t xml:space="default">78.54</w:t>
+              <w:t xml:space="default">31.08</w:t>
             </w:r>
           </w:p>
         </w:tc>
@@ -1668,7 +1668,7 @@
                 <w:sz w:val="20"/>
                 <w:b w:val="true"/>
               </w:rPr>
-              <w:t xml:space="default">Mantle luminance (n = 182, deviance explained 60%)</w:t>
+              <w:t xml:space="default">Covert luminance (n = 180, deviance explained 43%)</w:t>
             </w:r>
           </w:p>
         </w:tc>
@@ -1721,55 +1721,55 @@
                 <w:rFonts w:ascii="Calibri" w:hAnsi="Calibri"/>
                 <w:sz w:val="20"/>
               </w:rPr>
-              <w:t xml:space="default">3.21</w:t>
-            </w:r>
-          </w:p>
-        </w:tc>
-        <w:tc>
-          <w:tcPr>
-            <w:tcBorders>
-              <w:top w:val="single" w:space="0" w:color="D3D3D3"/>
-              <w:bottom w:val="single" w:space="0" w:color="D3D3D3"/>
-              <w:start w:val="single" w:space="0" w:color="D3D3D3"/>
-              <w:end w:val="single" w:space="0" w:color="D3D3D3"/>
-            </w:tcBorders>
-          </w:tcPr>
-          <w:p>
-            <w:pPr>
-              <w:spacing w:before="0" w:after="60"/>
-              <w:keepNext/>
-              <w:jc w:val="end"/>
-            </w:pPr>
-            <w:r>
-              <w:rPr>
-                <w:rFonts w:ascii="Calibri" w:hAnsi="Calibri"/>
-                <w:sz w:val="20"/>
-              </w:rPr>
-              <w:t xml:space="default">1.68</w:t>
-            </w:r>
-          </w:p>
-        </w:tc>
-        <w:tc>
-          <w:tcPr>
-            <w:tcBorders>
-              <w:top w:val="single" w:space="0" w:color="D3D3D3"/>
-              <w:bottom w:val="single" w:space="0" w:color="D3D3D3"/>
-              <w:start w:val="single" w:space="0" w:color="D3D3D3"/>
-              <w:end w:val="single" w:space="0" w:color="D3D3D3"/>
-            </w:tcBorders>
-          </w:tcPr>
-          <w:p>
-            <w:pPr>
-              <w:spacing w:before="0" w:after="60"/>
-              <w:keepNext/>
-              <w:jc w:val="start"/>
-            </w:pPr>
-            <w:r>
-              <w:rPr>
-                <w:rFonts w:ascii="Calibri" w:hAnsi="Calibri"/>
-                <w:sz w:val="20"/>
-              </w:rPr>
-              <w:t xml:space="default">&lt; 0.001</w:t>
+              <w:t xml:space="default">4.60</w:t>
+            </w:r>
+          </w:p>
+        </w:tc>
+        <w:tc>
+          <w:tcPr>
+            <w:tcBorders>
+              <w:top w:val="single" w:space="0" w:color="D3D3D3"/>
+              <w:bottom w:val="single" w:space="0" w:color="D3D3D3"/>
+              <w:start w:val="single" w:space="0" w:color="D3D3D3"/>
+              <w:end w:val="single" w:space="0" w:color="D3D3D3"/>
+            </w:tcBorders>
+          </w:tcPr>
+          <w:p>
+            <w:pPr>
+              <w:spacing w:before="0" w:after="60"/>
+              <w:keepNext/>
+              <w:jc w:val="end"/>
+            </w:pPr>
+            <w:r>
+              <w:rPr>
+                <w:rFonts w:ascii="Calibri" w:hAnsi="Calibri"/>
+                <w:sz w:val="20"/>
+              </w:rPr>
+              <w:t xml:space="default">0.55</w:t>
+            </w:r>
+          </w:p>
+        </w:tc>
+        <w:tc>
+          <w:tcPr>
+            <w:tcBorders>
+              <w:top w:val="single" w:space="0" w:color="D3D3D3"/>
+              <w:bottom w:val="single" w:space="0" w:color="D3D3D3"/>
+              <w:start w:val="single" w:space="0" w:color="D3D3D3"/>
+              <w:end w:val="single" w:space="0" w:color="D3D3D3"/>
+            </w:tcBorders>
+          </w:tcPr>
+          <w:p>
+            <w:pPr>
+              <w:spacing w:before="0" w:after="60"/>
+              <w:keepNext/>
+              <w:jc w:val="start"/>
+            </w:pPr>
+            <w:r>
+              <w:rPr>
+                <w:rFonts w:ascii="Calibri" w:hAnsi="Calibri"/>
+                <w:sz w:val="20"/>
+              </w:rPr>
+              <w:t xml:space="default">0.0010</w:t>
             </w:r>
           </w:p>
         </w:tc>
@@ -1822,55 +1822,55 @@
                 <w:rFonts w:ascii="Calibri" w:hAnsi="Calibri"/>
                 <w:sz w:val="20"/>
               </w:rPr>
-              <w:t xml:space="default">0.79</w:t>
-            </w:r>
-          </w:p>
-        </w:tc>
-        <w:tc>
-          <w:tcPr>
-            <w:tcBorders>
-              <w:top w:val="single" w:space="0" w:color="D3D3D3"/>
-              <w:bottom w:val="single" w:space="0" w:color="D3D3D3"/>
-              <w:start w:val="single" w:space="0" w:color="D3D3D3"/>
-              <w:end w:val="single" w:space="0" w:color="D3D3D3"/>
-            </w:tcBorders>
-          </w:tcPr>
-          <w:p>
-            <w:pPr>
-              <w:spacing w:before="0" w:after="60"/>
-              <w:keepNext/>
-              <w:jc w:val="end"/>
-            </w:pPr>
-            <w:r>
-              <w:rPr>
-                <w:rFonts w:ascii="Calibri" w:hAnsi="Calibri"/>
-                <w:sz w:val="20"/>
-              </w:rPr>
-              <w:t xml:space="default">0.41</w:t>
-            </w:r>
-          </w:p>
-        </w:tc>
-        <w:tc>
-          <w:tcPr>
-            <w:tcBorders>
-              <w:top w:val="single" w:space="0" w:color="D3D3D3"/>
-              <w:bottom w:val="single" w:space="0" w:color="D3D3D3"/>
-              <w:start w:val="single" w:space="0" w:color="D3D3D3"/>
-              <w:end w:val="single" w:space="0" w:color="D3D3D3"/>
-            </w:tcBorders>
-          </w:tcPr>
-          <w:p>
-            <w:pPr>
-              <w:spacing w:before="0" w:after="60"/>
-              <w:keepNext/>
-              <w:jc w:val="start"/>
-            </w:pPr>
-            <w:r>
-              <w:rPr>
-                <w:rFonts w:ascii="Calibri" w:hAnsi="Calibri"/>
-                <w:sz w:val="20"/>
-              </w:rPr>
-              <w:t xml:space="default">0.018</w:t>
+              <w:t xml:space="default">2.78</w:t>
+            </w:r>
+          </w:p>
+        </w:tc>
+        <w:tc>
+          <w:tcPr>
+            <w:tcBorders>
+              <w:top w:val="single" w:space="0" w:color="D3D3D3"/>
+              <w:bottom w:val="single" w:space="0" w:color="D3D3D3"/>
+              <w:start w:val="single" w:space="0" w:color="D3D3D3"/>
+              <w:end w:val="single" w:space="0" w:color="D3D3D3"/>
+            </w:tcBorders>
+          </w:tcPr>
+          <w:p>
+            <w:pPr>
+              <w:spacing w:before="0" w:after="60"/>
+              <w:keepNext/>
+              <w:jc w:val="end"/>
+            </w:pPr>
+            <w:r>
+              <w:rPr>
+                <w:rFonts w:ascii="Calibri" w:hAnsi="Calibri"/>
+                <w:sz w:val="20"/>
+              </w:rPr>
+              <w:t xml:space="default">1.17</w:t>
+            </w:r>
+          </w:p>
+        </w:tc>
+        <w:tc>
+          <w:tcPr>
+            <w:tcBorders>
+              <w:top w:val="single" w:space="0" w:color="D3D3D3"/>
+              <w:bottom w:val="single" w:space="0" w:color="D3D3D3"/>
+              <w:start w:val="single" w:space="0" w:color="D3D3D3"/>
+              <w:end w:val="single" w:space="0" w:color="D3D3D3"/>
+            </w:tcBorders>
+          </w:tcPr>
+          <w:p>
+            <w:pPr>
+              <w:spacing w:before="0" w:after="60"/>
+              <w:keepNext/>
+              <w:jc w:val="start"/>
+            </w:pPr>
+            <w:r>
+              <w:rPr>
+                <w:rFonts w:ascii="Calibri" w:hAnsi="Calibri"/>
+                <w:sz w:val="20"/>
+              </w:rPr>
+              <w:t xml:space="default">0.0033</w:t>
             </w:r>
           </w:p>
         </w:tc>
@@ -1923,55 +1923,55 @@
                 <w:rFonts w:ascii="Calibri" w:hAnsi="Calibri"/>
                 <w:sz w:val="20"/>
               </w:rPr>
-              <w:t xml:space="default">0.00</w:t>
-            </w:r>
-          </w:p>
-        </w:tc>
-        <w:tc>
-          <w:tcPr>
-            <w:tcBorders>
-              <w:top w:val="single" w:space="0" w:color="D3D3D3"/>
-              <w:bottom w:val="single" w:space="0" w:color="D3D3D3"/>
-              <w:start w:val="single" w:space="0" w:color="D3D3D3"/>
-              <w:end w:val="single" w:space="0" w:color="D3D3D3"/>
-            </w:tcBorders>
-          </w:tcPr>
-          <w:p>
-            <w:pPr>
-              <w:spacing w:before="0" w:after="60"/>
-              <w:keepNext/>
-              <w:jc w:val="end"/>
-            </w:pPr>
-            <w:r>
-              <w:rPr>
-                <w:rFonts w:ascii="Calibri" w:hAnsi="Calibri"/>
-                <w:sz w:val="20"/>
-              </w:rPr>
-              <w:t xml:space="default">0.00</w:t>
-            </w:r>
-          </w:p>
-        </w:tc>
-        <w:tc>
-          <w:tcPr>
-            <w:tcBorders>
-              <w:top w:val="single" w:space="0" w:color="D3D3D3"/>
-              <w:bottom w:val="single" w:space="0" w:color="D3D3D3"/>
-              <w:start w:val="single" w:space="0" w:color="D3D3D3"/>
-              <w:end w:val="single" w:space="0" w:color="D3D3D3"/>
-            </w:tcBorders>
-          </w:tcPr>
-          <w:p>
-            <w:pPr>
-              <w:spacing w:before="0" w:after="60"/>
-              <w:keepNext/>
-              <w:jc w:val="start"/>
-            </w:pPr>
-            <w:r>
-              <w:rPr>
-                <w:rFonts w:ascii="Calibri" w:hAnsi="Calibri"/>
-                <w:sz w:val="20"/>
-              </w:rPr>
-              <w:t xml:space="default">0.33</w:t>
+              <w:t xml:space="default">0.14</w:t>
+            </w:r>
+          </w:p>
+        </w:tc>
+        <w:tc>
+          <w:tcPr>
+            <w:tcBorders>
+              <w:top w:val="single" w:space="0" w:color="D3D3D3"/>
+              <w:bottom w:val="single" w:space="0" w:color="D3D3D3"/>
+              <w:start w:val="single" w:space="0" w:color="D3D3D3"/>
+              <w:end w:val="single" w:space="0" w:color="D3D3D3"/>
+            </w:tcBorders>
+          </w:tcPr>
+          <w:p>
+            <w:pPr>
+              <w:spacing w:before="0" w:after="60"/>
+              <w:keepNext/>
+              <w:jc w:val="end"/>
+            </w:pPr>
+            <w:r>
+              <w:rPr>
+                <w:rFonts w:ascii="Calibri" w:hAnsi="Calibri"/>
+                <w:sz w:val="20"/>
+              </w:rPr>
+              <w:t xml:space="default">0.02</w:t>
+            </w:r>
+          </w:p>
+        </w:tc>
+        <w:tc>
+          <w:tcPr>
+            <w:tcBorders>
+              <w:top w:val="single" w:space="0" w:color="D3D3D3"/>
+              <w:bottom w:val="single" w:space="0" w:color="D3D3D3"/>
+              <w:start w:val="single" w:space="0" w:color="D3D3D3"/>
+              <w:end w:val="single" w:space="0" w:color="D3D3D3"/>
+            </w:tcBorders>
+          </w:tcPr>
+          <w:p>
+            <w:pPr>
+              <w:spacing w:before="0" w:after="60"/>
+              <w:keepNext/>
+              <w:jc w:val="start"/>
+            </w:pPr>
+            <w:r>
+              <w:rPr>
+                <w:rFonts w:ascii="Calibri" w:hAnsi="Calibri"/>
+                <w:sz w:val="20"/>
+              </w:rPr>
+              <w:t xml:space="default">0.24</w:t>
             </w:r>
           </w:p>
         </w:tc>
@@ -2024,55 +2024,55 @@
                 <w:rFonts w:ascii="Calibri" w:hAnsi="Calibri"/>
                 <w:sz w:val="20"/>
               </w:rPr>
-              <w:t xml:space="default">1.78</w:t>
-            </w:r>
-          </w:p>
-        </w:tc>
-        <w:tc>
-          <w:tcPr>
-            <w:tcBorders>
-              <w:top w:val="single" w:space="0" w:color="D3D3D3"/>
-              <w:bottom w:val="single" w:space="0" w:color="D3D3D3"/>
-              <w:start w:val="single" w:space="0" w:color="D3D3D3"/>
-              <w:end w:val="single" w:space="0" w:color="D3D3D3"/>
-            </w:tcBorders>
-          </w:tcPr>
-          <w:p>
-            <w:pPr>
-              <w:spacing w:before="0" w:after="60"/>
-              <w:keepNext/>
-              <w:jc w:val="end"/>
-            </w:pPr>
-            <w:r>
-              <w:rPr>
-                <w:rFonts w:ascii="Calibri" w:hAnsi="Calibri"/>
-                <w:sz w:val="20"/>
-              </w:rPr>
-              <w:t xml:space="default">0.90</w:t>
-            </w:r>
-          </w:p>
-        </w:tc>
-        <w:tc>
-          <w:tcPr>
-            <w:tcBorders>
-              <w:top w:val="single" w:space="0" w:color="D3D3D3"/>
-              <w:bottom w:val="single" w:space="0" w:color="D3D3D3"/>
-              <w:start w:val="single" w:space="0" w:color="D3D3D3"/>
-              <w:end w:val="single" w:space="0" w:color="D3D3D3"/>
-            </w:tcBorders>
-          </w:tcPr>
-          <w:p>
-            <w:pPr>
-              <w:spacing w:before="0" w:after="60"/>
-              <w:keepNext/>
-              <w:jc w:val="start"/>
-            </w:pPr>
-            <w:r>
-              <w:rPr>
-                <w:rFonts w:ascii="Calibri" w:hAnsi="Calibri"/>
-                <w:sz w:val="20"/>
-              </w:rPr>
-              <w:t xml:space="default">0.0040</w:t>
+              <w:t xml:space="default">0.00</w:t>
+            </w:r>
+          </w:p>
+        </w:tc>
+        <w:tc>
+          <w:tcPr>
+            <w:tcBorders>
+              <w:top w:val="single" w:space="0" w:color="D3D3D3"/>
+              <w:bottom w:val="single" w:space="0" w:color="D3D3D3"/>
+              <w:start w:val="single" w:space="0" w:color="D3D3D3"/>
+              <w:end w:val="single" w:space="0" w:color="D3D3D3"/>
+            </w:tcBorders>
+          </w:tcPr>
+          <w:p>
+            <w:pPr>
+              <w:spacing w:before="0" w:after="60"/>
+              <w:keepNext/>
+              <w:jc w:val="end"/>
+            </w:pPr>
+            <w:r>
+              <w:rPr>
+                <w:rFonts w:ascii="Calibri" w:hAnsi="Calibri"/>
+                <w:sz w:val="20"/>
+              </w:rPr>
+              <w:t xml:space="default">0.00</w:t>
+            </w:r>
+          </w:p>
+        </w:tc>
+        <w:tc>
+          <w:tcPr>
+            <w:tcBorders>
+              <w:top w:val="single" w:space="0" w:color="D3D3D3"/>
+              <w:bottom w:val="single" w:space="0" w:color="D3D3D3"/>
+              <w:start w:val="single" w:space="0" w:color="D3D3D3"/>
+              <w:end w:val="single" w:space="0" w:color="D3D3D3"/>
+            </w:tcBorders>
+          </w:tcPr>
+          <w:p>
+            <w:pPr>
+              <w:spacing w:before="0" w:after="60"/>
+              <w:keepNext/>
+              <w:jc w:val="start"/>
+            </w:pPr>
+            <w:r>
+              <w:rPr>
+                <w:rFonts w:ascii="Calibri" w:hAnsi="Calibri"/>
+                <w:sz w:val="20"/>
+              </w:rPr>
+              <w:t xml:space="default">0.46</w:t>
             </w:r>
           </w:p>
         </w:tc>
@@ -2125,55 +2125,55 @@
                 <w:rFonts w:ascii="Calibri" w:hAnsi="Calibri"/>
                 <w:sz w:val="20"/>
               </w:rPr>
-              <w:t xml:space="default">2.33</w:t>
-            </w:r>
-          </w:p>
-        </w:tc>
-        <w:tc>
-          <w:tcPr>
-            <w:tcBorders>
-              <w:top w:val="single" w:space="0" w:color="D3D3D3"/>
-              <w:bottom w:val="single" w:space="0" w:color="D3D3D3"/>
-              <w:start w:val="single" w:space="0" w:color="D3D3D3"/>
-              <w:end w:val="single" w:space="0" w:color="D3D3D3"/>
-            </w:tcBorders>
-          </w:tcPr>
-          <w:p>
-            <w:pPr>
-              <w:spacing w:before="0" w:after="60"/>
-              <w:keepNext/>
-              <w:jc w:val="end"/>
-            </w:pPr>
-            <w:r>
-              <w:rPr>
-                <w:rFonts w:ascii="Calibri" w:hAnsi="Calibri"/>
-                <w:sz w:val="20"/>
-              </w:rPr>
-              <w:t xml:space="default">1.24</w:t>
-            </w:r>
-          </w:p>
-        </w:tc>
-        <w:tc>
-          <w:tcPr>
-            <w:tcBorders>
-              <w:top w:val="single" w:space="0" w:color="D3D3D3"/>
-              <w:bottom w:val="single" w:space="0" w:color="D3D3D3"/>
-              <w:start w:val="single" w:space="0" w:color="D3D3D3"/>
-              <w:end w:val="single" w:space="0" w:color="D3D3D3"/>
-            </w:tcBorders>
-          </w:tcPr>
-          <w:p>
-            <w:pPr>
-              <w:spacing w:before="0" w:after="60"/>
-              <w:keepNext/>
-              <w:jc w:val="start"/>
-            </w:pPr>
-            <w:r>
-              <w:rPr>
-                <w:rFonts w:ascii="Calibri" w:hAnsi="Calibri"/>
-                <w:sz w:val="20"/>
-              </w:rPr>
-              <w:t xml:space="default">&lt; 0.001</w:t>
+              <w:t xml:space="default">0.00</w:t>
+            </w:r>
+          </w:p>
+        </w:tc>
+        <w:tc>
+          <w:tcPr>
+            <w:tcBorders>
+              <w:top w:val="single" w:space="0" w:color="D3D3D3"/>
+              <w:bottom w:val="single" w:space="0" w:color="D3D3D3"/>
+              <w:start w:val="single" w:space="0" w:color="D3D3D3"/>
+              <w:end w:val="single" w:space="0" w:color="D3D3D3"/>
+            </w:tcBorders>
+          </w:tcPr>
+          <w:p>
+            <w:pPr>
+              <w:spacing w:before="0" w:after="60"/>
+              <w:keepNext/>
+              <w:jc w:val="end"/>
+            </w:pPr>
+            <w:r>
+              <w:rPr>
+                <w:rFonts w:ascii="Calibri" w:hAnsi="Calibri"/>
+                <w:sz w:val="20"/>
+              </w:rPr>
+              <w:t xml:space="default">0.00</w:t>
+            </w:r>
+          </w:p>
+        </w:tc>
+        <w:tc>
+          <w:tcPr>
+            <w:tcBorders>
+              <w:top w:val="single" w:space="0" w:color="D3D3D3"/>
+              <w:bottom w:val="single" w:space="0" w:color="D3D3D3"/>
+              <w:start w:val="single" w:space="0" w:color="D3D3D3"/>
+              <w:end w:val="single" w:space="0" w:color="D3D3D3"/>
+            </w:tcBorders>
+          </w:tcPr>
+          <w:p>
+            <w:pPr>
+              <w:spacing w:before="0" w:after="60"/>
+              <w:keepNext/>
+              <w:jc w:val="start"/>
+            </w:pPr>
+            <w:r>
+              <w:rPr>
+                <w:rFonts w:ascii="Calibri" w:hAnsi="Calibri"/>
+                <w:sz w:val="20"/>
+              </w:rPr>
+              <w:t xml:space="default">0.31</w:t>
             </w:r>
           </w:p>
         </w:tc>
@@ -2274,7 +2274,7 @@
                 <w:rFonts w:ascii="Calibri" w:hAnsi="Calibri"/>
                 <w:sz w:val="20"/>
               </w:rPr>
-              <w:t xml:space="default">0.61</w:t>
+              <w:t xml:space="default">0.58</w:t>
             </w:r>
           </w:p>
         </w:tc>
@@ -2351,7 +2351,7 @@
                 <w:rFonts w:ascii="Calibri" w:hAnsi="Calibri"/>
                 <w:sz w:val="20"/>
               </w:rPr>
-              <w:t xml:space="default">31.08</w:t>
+              <w:t xml:space="default">78.54</w:t>
             </w:r>
           </w:p>
         </w:tc>
@@ -3092,746 +3092,6 @@
                 <w:sz w:val="20"/>
               </w:rPr>
               <w:t xml:space="default">16.59</w:t>
-            </w:r>
-          </w:p>
-        </w:tc>
-        <w:tc>
-          <w:tcPr>
-            <w:tcBorders>
-              <w:top w:val="single" w:space="0" w:color="D3D3D3"/>
-              <w:bottom w:val="single" w:space="0" w:color="D3D3D3"/>
-              <w:start w:val="single" w:space="0" w:color="D3D3D3"/>
-              <w:end w:val="single" w:space="0" w:color="D3D3D3"/>
-            </w:tcBorders>
-          </w:tcPr>
-          <w:p>
-            <w:pPr>
-              <w:spacing w:before="0" w:after="60"/>
-              <w:keepNext/>
-              <w:jc w:val="start"/>
-            </w:pPr>
-            <w:r>
-              <w:rPr>
-                <w:rFonts w:ascii="Calibri" w:hAnsi="Calibri"/>
-                <w:sz w:val="20"/>
-              </w:rPr>
-              <w:t xml:space="default">&lt; 0.001</w:t>
-            </w:r>
-          </w:p>
-        </w:tc>
-      </w:tr>
-      <w:tr>
-        <w:trPr>
-          <w:cantSplit/>
-        </w:trPr>
-        <w:tc>
-          <w:tcPr>
-            <w:tcBorders>
-              <w:top w:val="single" w:sz="16" w:space="0" w:color="D3D3D3"/>
-              <w:bottom w:val="single" w:sz="16" w:space="0" w:color="D3D3D3"/>
-              <w:start w:val="single" w:space="0" w:color="D3D3D3"/>
-              <w:end w:val="single" w:space="0" w:color="D3D3D3"/>
-            </w:tcBorders>
-            <w:tcMar>
-              <w:top w:w="25" w:type="dxa"/>
-            </w:tcMar>
-            <w:gridSpan w:val="4"/>
-          </w:tcPr>
-          <w:p>
-            <w:pPr>
-              <w:spacing w:before="0" w:after="60"/>
-              <w:keepNext/>
-            </w:pPr>
-            <w:r>
-              <w:rPr>
-                <w:rFonts w:ascii="Calibri" w:hAnsi="Calibri"/>
-                <w:sz w:val="20"/>
-                <w:b w:val="true"/>
-              </w:rPr>
-              <w:t xml:space="default">Wing spot luminance (n = 182, deviance explained 47%)</w:t>
-            </w:r>
-          </w:p>
-        </w:tc>
-      </w:tr>
-      <w:tr>
-        <w:trPr>
-          <w:cantSplit/>
-        </w:trPr>
-        <w:tc>
-          <w:tcPr>
-            <w:tcBorders>
-              <w:top w:val="single" w:space="0" w:color="D3D3D3"/>
-              <w:bottom w:val="single" w:space="0" w:color="D3D3D3"/>
-              <w:start w:val="single" w:space="0" w:color="D3D3D3"/>
-              <w:end w:val="single" w:space="0" w:color="D3D3D3"/>
-            </w:tcBorders>
-          </w:tcPr>
-          <w:p>
-            <w:pPr>
-              <w:spacing w:before="0" w:after="60"/>
-              <w:keepNext/>
-              <w:jc w:val="start"/>
-            </w:pPr>
-            <w:r>
-              <w:rPr>
-                <w:rFonts w:ascii="Calibri" w:hAnsi="Calibri"/>
-                <w:sz w:val="20"/>
-              </w:rPr>
-              <w:t xml:space="default">Location (longitude × latitude)</w:t>
-            </w:r>
-          </w:p>
-        </w:tc>
-        <w:tc>
-          <w:tcPr>
-            <w:tcBorders>
-              <w:top w:val="single" w:space="0" w:color="D3D3D3"/>
-              <w:bottom w:val="single" w:space="0" w:color="D3D3D3"/>
-              <w:start w:val="single" w:space="0" w:color="D3D3D3"/>
-              <w:end w:val="single" w:space="0" w:color="D3D3D3"/>
-            </w:tcBorders>
-          </w:tcPr>
-          <w:p>
-            <w:pPr>
-              <w:spacing w:before="0" w:after="60"/>
-              <w:keepNext/>
-              <w:jc w:val="end"/>
-            </w:pPr>
-            <w:r>
-              <w:rPr>
-                <w:rFonts w:ascii="Calibri" w:hAnsi="Calibri"/>
-                <w:sz w:val="20"/>
-              </w:rPr>
-              <w:t xml:space="default">0.63</w:t>
-            </w:r>
-          </w:p>
-        </w:tc>
-        <w:tc>
-          <w:tcPr>
-            <w:tcBorders>
-              <w:top w:val="single" w:space="0" w:color="D3D3D3"/>
-              <w:bottom w:val="single" w:space="0" w:color="D3D3D3"/>
-              <w:start w:val="single" w:space="0" w:color="D3D3D3"/>
-              <w:end w:val="single" w:space="0" w:color="D3D3D3"/>
-            </w:tcBorders>
-          </w:tcPr>
-          <w:p>
-            <w:pPr>
-              <w:spacing w:before="0" w:after="60"/>
-              <w:keepNext/>
-              <w:jc w:val="end"/>
-            </w:pPr>
-            <w:r>
-              <w:rPr>
-                <w:rFonts w:ascii="Calibri" w:hAnsi="Calibri"/>
-                <w:sz w:val="20"/>
-              </w:rPr>
-              <w:t xml:space="default">0.03</w:t>
-            </w:r>
-          </w:p>
-        </w:tc>
-        <w:tc>
-          <w:tcPr>
-            <w:tcBorders>
-              <w:top w:val="single" w:space="0" w:color="D3D3D3"/>
-              <w:bottom w:val="single" w:space="0" w:color="D3D3D3"/>
-              <w:start w:val="single" w:space="0" w:color="D3D3D3"/>
-              <w:end w:val="single" w:space="0" w:color="D3D3D3"/>
-            </w:tcBorders>
-          </w:tcPr>
-          <w:p>
-            <w:pPr>
-              <w:spacing w:before="0" w:after="60"/>
-              <w:keepNext/>
-              <w:jc w:val="start"/>
-            </w:pPr>
-            <w:r>
-              <w:rPr>
-                <w:rFonts w:ascii="Calibri" w:hAnsi="Calibri"/>
-                <w:sz w:val="20"/>
-              </w:rPr>
-              <w:t xml:space="default">0.24</w:t>
-            </w:r>
-          </w:p>
-        </w:tc>
-      </w:tr>
-      <w:tr>
-        <w:trPr>
-          <w:cantSplit/>
-        </w:trPr>
-        <w:tc>
-          <w:tcPr>
-            <w:tcBorders>
-              <w:top w:val="single" w:space="0" w:color="D3D3D3"/>
-              <w:bottom w:val="single" w:space="0" w:color="D3D3D3"/>
-              <w:start w:val="single" w:space="0" w:color="D3D3D3"/>
-              <w:end w:val="single" w:space="0" w:color="D3D3D3"/>
-            </w:tcBorders>
-          </w:tcPr>
-          <w:p>
-            <w:pPr>
-              <w:spacing w:before="0" w:after="60"/>
-              <w:keepNext/>
-              <w:jc w:val="start"/>
-            </w:pPr>
-            <w:r>
-              <w:rPr>
-                <w:rFonts w:ascii="Calibri" w:hAnsi="Calibri"/>
-                <w:sz w:val="20"/>
-              </w:rPr>
-              <w:t xml:space="default">Relative humidity, breeding season</w:t>
-            </w:r>
-          </w:p>
-        </w:tc>
-        <w:tc>
-          <w:tcPr>
-            <w:tcBorders>
-              <w:top w:val="single" w:space="0" w:color="D3D3D3"/>
-              <w:bottom w:val="single" w:space="0" w:color="D3D3D3"/>
-              <w:start w:val="single" w:space="0" w:color="D3D3D3"/>
-              <w:end w:val="single" w:space="0" w:color="D3D3D3"/>
-            </w:tcBorders>
-          </w:tcPr>
-          <w:p>
-            <w:pPr>
-              <w:spacing w:before="0" w:after="60"/>
-              <w:keepNext/>
-              <w:jc w:val="end"/>
-            </w:pPr>
-            <w:r>
-              <w:rPr>
-                <w:rFonts w:ascii="Calibri" w:hAnsi="Calibri"/>
-                <w:sz w:val="20"/>
-              </w:rPr>
-              <w:t xml:space="default">0.00</w:t>
-            </w:r>
-          </w:p>
-        </w:tc>
-        <w:tc>
-          <w:tcPr>
-            <w:tcBorders>
-              <w:top w:val="single" w:space="0" w:color="D3D3D3"/>
-              <w:bottom w:val="single" w:space="0" w:color="D3D3D3"/>
-              <w:start w:val="single" w:space="0" w:color="D3D3D3"/>
-              <w:end w:val="single" w:space="0" w:color="D3D3D3"/>
-            </w:tcBorders>
-          </w:tcPr>
-          <w:p>
-            <w:pPr>
-              <w:spacing w:before="0" w:after="60"/>
-              <w:keepNext/>
-              <w:jc w:val="end"/>
-            </w:pPr>
-            <w:r>
-              <w:rPr>
-                <w:rFonts w:ascii="Calibri" w:hAnsi="Calibri"/>
-                <w:sz w:val="20"/>
-              </w:rPr>
-              <w:t xml:space="default">0.00</w:t>
-            </w:r>
-          </w:p>
-        </w:tc>
-        <w:tc>
-          <w:tcPr>
-            <w:tcBorders>
-              <w:top w:val="single" w:space="0" w:color="D3D3D3"/>
-              <w:bottom w:val="single" w:space="0" w:color="D3D3D3"/>
-              <w:start w:val="single" w:space="0" w:color="D3D3D3"/>
-              <w:end w:val="single" w:space="0" w:color="D3D3D3"/>
-            </w:tcBorders>
-          </w:tcPr>
-          <w:p>
-            <w:pPr>
-              <w:spacing w:before="0" w:after="60"/>
-              <w:keepNext/>
-              <w:jc w:val="start"/>
-            </w:pPr>
-            <w:r>
-              <w:rPr>
-                <w:rFonts w:ascii="Calibri" w:hAnsi="Calibri"/>
-                <w:sz w:val="20"/>
-              </w:rPr>
-              <w:t xml:space="default">0.33</w:t>
-            </w:r>
-          </w:p>
-        </w:tc>
-      </w:tr>
-      <w:tr>
-        <w:trPr>
-          <w:cantSplit/>
-        </w:trPr>
-        <w:tc>
-          <w:tcPr>
-            <w:tcBorders>
-              <w:top w:val="single" w:space="0" w:color="D3D3D3"/>
-              <w:bottom w:val="single" w:space="0" w:color="D3D3D3"/>
-              <w:start w:val="single" w:space="0" w:color="D3D3D3"/>
-              <w:end w:val="single" w:space="0" w:color="D3D3D3"/>
-            </w:tcBorders>
-          </w:tcPr>
-          <w:p>
-            <w:pPr>
-              <w:spacing w:before="0" w:after="60"/>
-              <w:keepNext/>
-              <w:jc w:val="start"/>
-            </w:pPr>
-            <w:r>
-              <w:rPr>
-                <w:rFonts w:ascii="Calibri" w:hAnsi="Calibri"/>
-                <w:sz w:val="20"/>
-              </w:rPr>
-              <w:t xml:space="default">Mean temperature, breeding season</w:t>
-            </w:r>
-          </w:p>
-        </w:tc>
-        <w:tc>
-          <w:tcPr>
-            <w:tcBorders>
-              <w:top w:val="single" w:space="0" w:color="D3D3D3"/>
-              <w:bottom w:val="single" w:space="0" w:color="D3D3D3"/>
-              <w:start w:val="single" w:space="0" w:color="D3D3D3"/>
-              <w:end w:val="single" w:space="0" w:color="D3D3D3"/>
-            </w:tcBorders>
-          </w:tcPr>
-          <w:p>
-            <w:pPr>
-              <w:spacing w:before="0" w:after="60"/>
-              <w:keepNext/>
-              <w:jc w:val="end"/>
-            </w:pPr>
-            <w:r>
-              <w:rPr>
-                <w:rFonts w:ascii="Calibri" w:hAnsi="Calibri"/>
-                <w:sz w:val="20"/>
-              </w:rPr>
-              <w:t xml:space="default">1.49</w:t>
-            </w:r>
-          </w:p>
-        </w:tc>
-        <w:tc>
-          <w:tcPr>
-            <w:tcBorders>
-              <w:top w:val="single" w:space="0" w:color="D3D3D3"/>
-              <w:bottom w:val="single" w:space="0" w:color="D3D3D3"/>
-              <w:start w:val="single" w:space="0" w:color="D3D3D3"/>
-              <w:end w:val="single" w:space="0" w:color="D3D3D3"/>
-            </w:tcBorders>
-          </w:tcPr>
-          <w:p>
-            <w:pPr>
-              <w:spacing w:before="0" w:after="60"/>
-              <w:keepNext/>
-              <w:jc w:val="end"/>
-            </w:pPr>
-            <w:r>
-              <w:rPr>
-                <w:rFonts w:ascii="Calibri" w:hAnsi="Calibri"/>
-                <w:sz w:val="20"/>
-              </w:rPr>
-              <w:t xml:space="default">0.44</w:t>
-            </w:r>
-          </w:p>
-        </w:tc>
-        <w:tc>
-          <w:tcPr>
-            <w:tcBorders>
-              <w:top w:val="single" w:space="0" w:color="D3D3D3"/>
-              <w:bottom w:val="single" w:space="0" w:color="D3D3D3"/>
-              <w:start w:val="single" w:space="0" w:color="D3D3D3"/>
-              <w:end w:val="single" w:space="0" w:color="D3D3D3"/>
-            </w:tcBorders>
-          </w:tcPr>
-          <w:p>
-            <w:pPr>
-              <w:spacing w:before="0" w:after="60"/>
-              <w:keepNext/>
-              <w:jc w:val="start"/>
-            </w:pPr>
-            <w:r>
-              <w:rPr>
-                <w:rFonts w:ascii="Calibri" w:hAnsi="Calibri"/>
-                <w:sz w:val="20"/>
-              </w:rPr>
-              <w:t xml:space="default">0.049</w:t>
-            </w:r>
-          </w:p>
-        </w:tc>
-      </w:tr>
-      <w:tr>
-        <w:trPr>
-          <w:cantSplit/>
-        </w:trPr>
-        <w:tc>
-          <w:tcPr>
-            <w:tcBorders>
-              <w:top w:val="single" w:space="0" w:color="D3D3D3"/>
-              <w:bottom w:val="single" w:space="0" w:color="D3D3D3"/>
-              <w:start w:val="single" w:space="0" w:color="D3D3D3"/>
-              <w:end w:val="single" w:space="0" w:color="D3D3D3"/>
-            </w:tcBorders>
-          </w:tcPr>
-          <w:p>
-            <w:pPr>
-              <w:spacing w:before="0" w:after="60"/>
-              <w:keepNext/>
-              <w:jc w:val="start"/>
-            </w:pPr>
-            <w:r>
-              <w:rPr>
-                <w:rFonts w:ascii="Calibri" w:hAnsi="Calibri"/>
-                <w:sz w:val="20"/>
-              </w:rPr>
-              <w:t xml:space="default">Precipitation, breeding season</w:t>
-            </w:r>
-          </w:p>
-        </w:tc>
-        <w:tc>
-          <w:tcPr>
-            <w:tcBorders>
-              <w:top w:val="single" w:space="0" w:color="D3D3D3"/>
-              <w:bottom w:val="single" w:space="0" w:color="D3D3D3"/>
-              <w:start w:val="single" w:space="0" w:color="D3D3D3"/>
-              <w:end w:val="single" w:space="0" w:color="D3D3D3"/>
-            </w:tcBorders>
-          </w:tcPr>
-          <w:p>
-            <w:pPr>
-              <w:spacing w:before="0" w:after="60"/>
-              <w:keepNext/>
-              <w:jc w:val="end"/>
-            </w:pPr>
-            <w:r>
-              <w:rPr>
-                <w:rFonts w:ascii="Calibri" w:hAnsi="Calibri"/>
-                <w:sz w:val="20"/>
-              </w:rPr>
-              <w:t xml:space="default">0.81</w:t>
-            </w:r>
-          </w:p>
-        </w:tc>
-        <w:tc>
-          <w:tcPr>
-            <w:tcBorders>
-              <w:top w:val="single" w:space="0" w:color="D3D3D3"/>
-              <w:bottom w:val="single" w:space="0" w:color="D3D3D3"/>
-              <w:start w:val="single" w:space="0" w:color="D3D3D3"/>
-              <w:end w:val="single" w:space="0" w:color="D3D3D3"/>
-            </w:tcBorders>
-          </w:tcPr>
-          <w:p>
-            <w:pPr>
-              <w:spacing w:before="0" w:after="60"/>
-              <w:keepNext/>
-              <w:jc w:val="end"/>
-            </w:pPr>
-            <w:r>
-              <w:rPr>
-                <w:rFonts w:ascii="Calibri" w:hAnsi="Calibri"/>
-                <w:sz w:val="20"/>
-              </w:rPr>
-              <w:t xml:space="default">0.48</w:t>
-            </w:r>
-          </w:p>
-        </w:tc>
-        <w:tc>
-          <w:tcPr>
-            <w:tcBorders>
-              <w:top w:val="single" w:space="0" w:color="D3D3D3"/>
-              <w:bottom w:val="single" w:space="0" w:color="D3D3D3"/>
-              <w:start w:val="single" w:space="0" w:color="D3D3D3"/>
-              <w:end w:val="single" w:space="0" w:color="D3D3D3"/>
-            </w:tcBorders>
-          </w:tcPr>
-          <w:p>
-            <w:pPr>
-              <w:spacing w:before="0" w:after="60"/>
-              <w:keepNext/>
-              <w:jc w:val="start"/>
-            </w:pPr>
-            <w:r>
-              <w:rPr>
-                <w:rFonts w:ascii="Calibri" w:hAnsi="Calibri"/>
-                <w:sz w:val="20"/>
-              </w:rPr>
-              <w:t xml:space="default">0.017</w:t>
-            </w:r>
-          </w:p>
-        </w:tc>
-      </w:tr>
-      <w:tr>
-        <w:trPr>
-          <w:cantSplit/>
-        </w:trPr>
-        <w:tc>
-          <w:tcPr>
-            <w:tcBorders>
-              <w:top w:val="single" w:space="0" w:color="D3D3D3"/>
-              <w:bottom w:val="single" w:space="0" w:color="D3D3D3"/>
-              <w:start w:val="single" w:space="0" w:color="D3D3D3"/>
-              <w:end w:val="single" w:space="0" w:color="D3D3D3"/>
-            </w:tcBorders>
-          </w:tcPr>
-          <w:p>
-            <w:pPr>
-              <w:spacing w:before="0" w:after="60"/>
-              <w:keepNext/>
-              <w:jc w:val="start"/>
-            </w:pPr>
-            <w:r>
-              <w:rPr>
-                <w:rFonts w:ascii="Calibri" w:hAnsi="Calibri"/>
-                <w:sz w:val="20"/>
-              </w:rPr>
-              <w:t xml:space="default">Elevation</w:t>
-            </w:r>
-          </w:p>
-        </w:tc>
-        <w:tc>
-          <w:tcPr>
-            <w:tcBorders>
-              <w:top w:val="single" w:space="0" w:color="D3D3D3"/>
-              <w:bottom w:val="single" w:space="0" w:color="D3D3D3"/>
-              <w:start w:val="single" w:space="0" w:color="D3D3D3"/>
-              <w:end w:val="single" w:space="0" w:color="D3D3D3"/>
-            </w:tcBorders>
-          </w:tcPr>
-          <w:p>
-            <w:pPr>
-              <w:spacing w:before="0" w:after="60"/>
-              <w:keepNext/>
-              <w:jc w:val="end"/>
-            </w:pPr>
-            <w:r>
-              <w:rPr>
-                <w:rFonts w:ascii="Calibri" w:hAnsi="Calibri"/>
-                <w:sz w:val="20"/>
-              </w:rPr>
-              <w:t xml:space="default">0.00</w:t>
-            </w:r>
-          </w:p>
-        </w:tc>
-        <w:tc>
-          <w:tcPr>
-            <w:tcBorders>
-              <w:top w:val="single" w:space="0" w:color="D3D3D3"/>
-              <w:bottom w:val="single" w:space="0" w:color="D3D3D3"/>
-              <w:start w:val="single" w:space="0" w:color="D3D3D3"/>
-              <w:end w:val="single" w:space="0" w:color="D3D3D3"/>
-            </w:tcBorders>
-          </w:tcPr>
-          <w:p>
-            <w:pPr>
-              <w:spacing w:before="0" w:after="60"/>
-              <w:keepNext/>
-              <w:jc w:val="end"/>
-            </w:pPr>
-            <w:r>
-              <w:rPr>
-                <w:rFonts w:ascii="Calibri" w:hAnsi="Calibri"/>
-                <w:sz w:val="20"/>
-              </w:rPr>
-              <w:t xml:space="default">0.00</w:t>
-            </w:r>
-          </w:p>
-        </w:tc>
-        <w:tc>
-          <w:tcPr>
-            <w:tcBorders>
-              <w:top w:val="single" w:space="0" w:color="D3D3D3"/>
-              <w:bottom w:val="single" w:space="0" w:color="D3D3D3"/>
-              <w:start w:val="single" w:space="0" w:color="D3D3D3"/>
-              <w:end w:val="single" w:space="0" w:color="D3D3D3"/>
-            </w:tcBorders>
-          </w:tcPr>
-          <w:p>
-            <w:pPr>
-              <w:spacing w:before="0" w:after="60"/>
-              <w:keepNext/>
-              <w:jc w:val="start"/>
-            </w:pPr>
-            <w:r>
-              <w:rPr>
-                <w:rFonts w:ascii="Calibri" w:hAnsi="Calibri"/>
-                <w:sz w:val="20"/>
-              </w:rPr>
-              <w:t xml:space="default">0.71</w:t>
-            </w:r>
-          </w:p>
-        </w:tc>
-      </w:tr>
-      <w:tr>
-        <w:trPr>
-          <w:cantSplit/>
-        </w:trPr>
-        <w:tc>
-          <w:tcPr>
-            <w:tcBorders>
-              <w:top w:val="single" w:space="0" w:color="D3D3D3"/>
-              <w:bottom w:val="single" w:space="0" w:color="D3D3D3"/>
-              <w:start w:val="single" w:space="0" w:color="D3D3D3"/>
-              <w:end w:val="single" w:space="0" w:color="D3D3D3"/>
-            </w:tcBorders>
-          </w:tcPr>
-          <w:p>
-            <w:pPr>
-              <w:spacing w:before="0" w:after="60"/>
-              <w:keepNext/>
-              <w:jc w:val="start"/>
-            </w:pPr>
-            <w:r>
-              <w:rPr>
-                <w:rFonts w:ascii="Calibri" w:hAnsi="Calibri"/>
-                <w:sz w:val="20"/>
-              </w:rPr>
-              <w:t xml:space="default">NDVI (maximum)</w:t>
-            </w:r>
-          </w:p>
-        </w:tc>
-        <w:tc>
-          <w:tcPr>
-            <w:tcBorders>
-              <w:top w:val="single" w:space="0" w:color="D3D3D3"/>
-              <w:bottom w:val="single" w:space="0" w:color="D3D3D3"/>
-              <w:start w:val="single" w:space="0" w:color="D3D3D3"/>
-              <w:end w:val="single" w:space="0" w:color="D3D3D3"/>
-            </w:tcBorders>
-          </w:tcPr>
-          <w:p>
-            <w:pPr>
-              <w:spacing w:before="0" w:after="60"/>
-              <w:keepNext/>
-              <w:jc w:val="end"/>
-            </w:pPr>
-            <w:r>
-              <w:rPr>
-                <w:rFonts w:ascii="Calibri" w:hAnsi="Calibri"/>
-                <w:sz w:val="20"/>
-              </w:rPr>
-              <w:t xml:space="default">0.50</w:t>
-            </w:r>
-          </w:p>
-        </w:tc>
-        <w:tc>
-          <w:tcPr>
-            <w:tcBorders>
-              <w:top w:val="single" w:space="0" w:color="D3D3D3"/>
-              <w:bottom w:val="single" w:space="0" w:color="D3D3D3"/>
-              <w:start w:val="single" w:space="0" w:color="D3D3D3"/>
-              <w:end w:val="single" w:space="0" w:color="D3D3D3"/>
-            </w:tcBorders>
-          </w:tcPr>
-          <w:p>
-            <w:pPr>
-              <w:spacing w:before="0" w:after="60"/>
-              <w:keepNext/>
-              <w:jc w:val="end"/>
-            </w:pPr>
-            <w:r>
-              <w:rPr>
-                <w:rFonts w:ascii="Calibri" w:hAnsi="Calibri"/>
-                <w:sz w:val="20"/>
-              </w:rPr>
-              <w:t xml:space="default">0.10</w:t>
-            </w:r>
-          </w:p>
-        </w:tc>
-        <w:tc>
-          <w:tcPr>
-            <w:tcBorders>
-              <w:top w:val="single" w:space="0" w:color="D3D3D3"/>
-              <w:bottom w:val="single" w:space="0" w:color="D3D3D3"/>
-              <w:start w:val="single" w:space="0" w:color="D3D3D3"/>
-              <w:end w:val="single" w:space="0" w:color="D3D3D3"/>
-            </w:tcBorders>
-          </w:tcPr>
-          <w:p>
-            <w:pPr>
-              <w:spacing w:before="0" w:after="60"/>
-              <w:keepNext/>
-              <w:jc w:val="start"/>
-            </w:pPr>
-            <w:r>
-              <w:rPr>
-                <w:rFonts w:ascii="Calibri" w:hAnsi="Calibri"/>
-                <w:sz w:val="20"/>
-              </w:rPr>
-              <w:t xml:space="default">0.15</w:t>
-            </w:r>
-          </w:p>
-        </w:tc>
-      </w:tr>
-      <w:tr>
-        <w:trPr>
-          <w:cantSplit/>
-        </w:trPr>
-        <w:tc>
-          <w:tcPr>
-            <w:tcBorders>
-              <w:top w:val="single" w:space="0" w:color="D3D3D3"/>
-              <w:bottom w:val="single" w:space="0" w:color="D3D3D3"/>
-              <w:start w:val="single" w:space="0" w:color="D3D3D3"/>
-              <w:end w:val="single" w:space="0" w:color="D3D3D3"/>
-            </w:tcBorders>
-          </w:tcPr>
-          <w:p>
-            <w:pPr>
-              <w:spacing w:before="0" w:after="60"/>
-              <w:keepNext/>
-              <w:jc w:val="start"/>
-            </w:pPr>
-            <w:r>
-              <w:rPr>
-                <w:rFonts w:ascii="Calibri" w:hAnsi="Calibri"/>
-                <w:sz w:val="20"/>
-              </w:rPr>
-              <w:t xml:space="default">Age (SY vs ASY)</w:t>
-            </w:r>
-          </w:p>
-        </w:tc>
-        <w:tc>
-          <w:tcPr>
-            <w:tcBorders>
-              <w:top w:val="single" w:space="0" w:color="D3D3D3"/>
-              <w:bottom w:val="single" w:space="0" w:color="D3D3D3"/>
-              <w:start w:val="single" w:space="0" w:color="D3D3D3"/>
-              <w:end w:val="single" w:space="0" w:color="D3D3D3"/>
-            </w:tcBorders>
-          </w:tcPr>
-          <w:p>
-            <w:pPr>
-              <w:spacing w:before="0" w:after="60"/>
-              <w:keepNext/>
-              <w:jc w:val="end"/>
-            </w:pPr>
-            <w:r>
-              <w:rPr>
-                <w:rFonts w:ascii="Calibri" w:hAnsi="Calibri"/>
-                <w:sz w:val="20"/>
-              </w:rPr>
-              <w:t xml:space="default">1.00</w:t>
-            </w:r>
-          </w:p>
-        </w:tc>
-        <w:tc>
-          <w:tcPr>
-            <w:tcBorders>
-              <w:top w:val="single" w:space="0" w:color="D3D3D3"/>
-              <w:bottom w:val="single" w:space="0" w:color="D3D3D3"/>
-              <w:start w:val="single" w:space="0" w:color="D3D3D3"/>
-              <w:end w:val="single" w:space="0" w:color="D3D3D3"/>
-            </w:tcBorders>
-          </w:tcPr>
-          <w:p>
-            <w:pPr>
-              <w:spacing w:before="0" w:after="60"/>
-              <w:keepNext/>
-              <w:jc w:val="end"/>
-            </w:pPr>
-            <w:r>
-              <w:rPr>
-                <w:rFonts w:ascii="Calibri" w:hAnsi="Calibri"/>
-                <w:sz w:val="20"/>
-              </w:rPr>
-              <w:t xml:space="default">140.99</w:t>
             </w:r>
           </w:p>
         </w:tc>

--- a/results/tables/Env_GAM_pl_patches.docx
+++ b/results/tables/Env_GAM_pl_patches.docx
@@ -928,7 +928,7 @@
                 <w:sz w:val="20"/>
                 <w:b w:val="true"/>
               </w:rPr>
-              <w:t xml:space="default">Crown luminance (n = 185, deviance explained 30%)</w:t>
+              <w:t xml:space="default">Crown luminance (n = 183, deviance explained 30%)</w:t>
             </w:r>
           </w:p>
         </w:tc>
@@ -981,31 +981,31 @@
                 <w:rFonts w:ascii="Calibri" w:hAnsi="Calibri"/>
                 <w:sz w:val="20"/>
               </w:rPr>
-              <w:t xml:space="default">6.63</w:t>
-            </w:r>
-          </w:p>
-        </w:tc>
-        <w:tc>
-          <w:tcPr>
-            <w:tcBorders>
-              <w:top w:val="single" w:space="0" w:color="D3D3D3"/>
-              <w:bottom w:val="single" w:space="0" w:color="D3D3D3"/>
-              <w:start w:val="single" w:space="0" w:color="D3D3D3"/>
-              <w:end w:val="single" w:space="0" w:color="D3D3D3"/>
-            </w:tcBorders>
-          </w:tcPr>
-          <w:p>
-            <w:pPr>
-              <w:spacing w:before="0" w:after="60"/>
-              <w:keepNext/>
-              <w:jc w:val="end"/>
-            </w:pPr>
-            <w:r>
-              <w:rPr>
-                <w:rFonts w:ascii="Calibri" w:hAnsi="Calibri"/>
-                <w:sz w:val="20"/>
-              </w:rPr>
-              <w:t xml:space="default">1.21</w:t>
+              <w:t xml:space="default">6.48</w:t>
+            </w:r>
+          </w:p>
+        </w:tc>
+        <w:tc>
+          <w:tcPr>
+            <w:tcBorders>
+              <w:top w:val="single" w:space="0" w:color="D3D3D3"/>
+              <w:bottom w:val="single" w:space="0" w:color="D3D3D3"/>
+              <w:start w:val="single" w:space="0" w:color="D3D3D3"/>
+              <w:end w:val="single" w:space="0" w:color="D3D3D3"/>
+            </w:tcBorders>
+          </w:tcPr>
+          <w:p>
+            <w:pPr>
+              <w:spacing w:before="0" w:after="60"/>
+              <w:keepNext/>
+              <w:jc w:val="end"/>
+            </w:pPr>
+            <w:r>
+              <w:rPr>
+                <w:rFonts w:ascii="Calibri" w:hAnsi="Calibri"/>
+                <w:sz w:val="20"/>
+              </w:rPr>
+              <w:t xml:space="default">1.18</w:t>
             </w:r>
           </w:p>
         </w:tc>
@@ -1082,55 +1082,55 @@
                 <w:rFonts w:ascii="Calibri" w:hAnsi="Calibri"/>
                 <w:sz w:val="20"/>
               </w:rPr>
-              <w:t xml:space="default">0.84</w:t>
-            </w:r>
-          </w:p>
-        </w:tc>
-        <w:tc>
-          <w:tcPr>
-            <w:tcBorders>
-              <w:top w:val="single" w:space="0" w:color="D3D3D3"/>
-              <w:bottom w:val="single" w:space="0" w:color="D3D3D3"/>
-              <w:start w:val="single" w:space="0" w:color="D3D3D3"/>
-              <w:end w:val="single" w:space="0" w:color="D3D3D3"/>
-            </w:tcBorders>
-          </w:tcPr>
-          <w:p>
-            <w:pPr>
-              <w:spacing w:before="0" w:after="60"/>
-              <w:keepNext/>
-              <w:jc w:val="end"/>
-            </w:pPr>
-            <w:r>
-              <w:rPr>
-                <w:rFonts w:ascii="Calibri" w:hAnsi="Calibri"/>
-                <w:sz w:val="20"/>
-              </w:rPr>
-              <w:t xml:space="default">0.22</w:t>
-            </w:r>
-          </w:p>
-        </w:tc>
-        <w:tc>
-          <w:tcPr>
-            <w:tcBorders>
-              <w:top w:val="single" w:space="0" w:color="D3D3D3"/>
-              <w:bottom w:val="single" w:space="0" w:color="D3D3D3"/>
-              <w:start w:val="single" w:space="0" w:color="D3D3D3"/>
-              <w:end w:val="single" w:space="0" w:color="D3D3D3"/>
-            </w:tcBorders>
-          </w:tcPr>
-          <w:p>
-            <w:pPr>
-              <w:spacing w:before="0" w:after="60"/>
-              <w:keepNext/>
-              <w:jc w:val="start"/>
-            </w:pPr>
-            <w:r>
-              <w:rPr>
-                <w:rFonts w:ascii="Calibri" w:hAnsi="Calibri"/>
-                <w:sz w:val="20"/>
-              </w:rPr>
-              <w:t xml:space="default">0.034</w:t>
+              <w:t xml:space="default">0.81</w:t>
+            </w:r>
+          </w:p>
+        </w:tc>
+        <w:tc>
+          <w:tcPr>
+            <w:tcBorders>
+              <w:top w:val="single" w:space="0" w:color="D3D3D3"/>
+              <w:bottom w:val="single" w:space="0" w:color="D3D3D3"/>
+              <w:start w:val="single" w:space="0" w:color="D3D3D3"/>
+              <w:end w:val="single" w:space="0" w:color="D3D3D3"/>
+            </w:tcBorders>
+          </w:tcPr>
+          <w:p>
+            <w:pPr>
+              <w:spacing w:before="0" w:after="60"/>
+              <w:keepNext/>
+              <w:jc w:val="end"/>
+            </w:pPr>
+            <w:r>
+              <w:rPr>
+                <w:rFonts w:ascii="Calibri" w:hAnsi="Calibri"/>
+                <w:sz w:val="20"/>
+              </w:rPr>
+              <w:t xml:space="default">0.20</w:t>
+            </w:r>
+          </w:p>
+        </w:tc>
+        <w:tc>
+          <w:tcPr>
+            <w:tcBorders>
+              <w:top w:val="single" w:space="0" w:color="D3D3D3"/>
+              <w:bottom w:val="single" w:space="0" w:color="D3D3D3"/>
+              <w:start w:val="single" w:space="0" w:color="D3D3D3"/>
+              <w:end w:val="single" w:space="0" w:color="D3D3D3"/>
+            </w:tcBorders>
+          </w:tcPr>
+          <w:p>
+            <w:pPr>
+              <w:spacing w:before="0" w:after="60"/>
+              <w:keepNext/>
+              <w:jc w:val="start"/>
+            </w:pPr>
+            <w:r>
+              <w:rPr>
+                <w:rFonts w:ascii="Calibri" w:hAnsi="Calibri"/>
+                <w:sz w:val="20"/>
+              </w:rPr>
+              <w:t xml:space="default">0.039</w:t>
             </w:r>
           </w:p>
         </w:tc>
@@ -1284,31 +1284,31 @@
                 <w:rFonts w:ascii="Calibri" w:hAnsi="Calibri"/>
                 <w:sz w:val="20"/>
               </w:rPr>
-              <w:t xml:space="default">2.11</w:t>
-            </w:r>
-          </w:p>
-        </w:tc>
-        <w:tc>
-          <w:tcPr>
-            <w:tcBorders>
-              <w:top w:val="single" w:space="0" w:color="D3D3D3"/>
-              <w:bottom w:val="single" w:space="0" w:color="D3D3D3"/>
-              <w:start w:val="single" w:space="0" w:color="D3D3D3"/>
-              <w:end w:val="single" w:space="0" w:color="D3D3D3"/>
-            </w:tcBorders>
-          </w:tcPr>
-          <w:p>
-            <w:pPr>
-              <w:spacing w:before="0" w:after="60"/>
-              <w:keepNext/>
-              <w:jc w:val="end"/>
-            </w:pPr>
-            <w:r>
-              <w:rPr>
-                <w:rFonts w:ascii="Calibri" w:hAnsi="Calibri"/>
-                <w:sz w:val="20"/>
-              </w:rPr>
-              <w:t xml:space="default">1.35</w:t>
+              <w:t xml:space="default">2.08</w:t>
+            </w:r>
+          </w:p>
+        </w:tc>
+        <w:tc>
+          <w:tcPr>
+            <w:tcBorders>
+              <w:top w:val="single" w:space="0" w:color="D3D3D3"/>
+              <w:bottom w:val="single" w:space="0" w:color="D3D3D3"/>
+              <w:start w:val="single" w:space="0" w:color="D3D3D3"/>
+              <w:end w:val="single" w:space="0" w:color="D3D3D3"/>
+            </w:tcBorders>
+          </w:tcPr>
+          <w:p>
+            <w:pPr>
+              <w:spacing w:before="0" w:after="60"/>
+              <w:keepNext/>
+              <w:jc w:val="end"/>
+            </w:pPr>
+            <w:r>
+              <w:rPr>
+                <w:rFonts w:ascii="Calibri" w:hAnsi="Calibri"/>
+                <w:sz w:val="20"/>
+              </w:rPr>
+              <w:t xml:space="default">1.30</w:t>
             </w:r>
           </w:p>
         </w:tc>
@@ -1385,31 +1385,31 @@
                 <w:rFonts w:ascii="Calibri" w:hAnsi="Calibri"/>
                 <w:sz w:val="20"/>
               </w:rPr>
-              <w:t xml:space="default">0.96</w:t>
-            </w:r>
-          </w:p>
-        </w:tc>
-        <w:tc>
-          <w:tcPr>
-            <w:tcBorders>
-              <w:top w:val="single" w:space="0" w:color="D3D3D3"/>
-              <w:bottom w:val="single" w:space="0" w:color="D3D3D3"/>
-              <w:start w:val="single" w:space="0" w:color="D3D3D3"/>
-              <w:end w:val="single" w:space="0" w:color="D3D3D3"/>
-            </w:tcBorders>
-          </w:tcPr>
-          <w:p>
-            <w:pPr>
-              <w:spacing w:before="0" w:after="60"/>
-              <w:keepNext/>
-              <w:jc w:val="end"/>
-            </w:pPr>
-            <w:r>
-              <w:rPr>
-                <w:rFonts w:ascii="Calibri" w:hAnsi="Calibri"/>
-                <w:sz w:val="20"/>
-              </w:rPr>
-              <w:t xml:space="default">2.39</w:t>
+              <w:t xml:space="default">0.95</w:t>
+            </w:r>
+          </w:p>
+        </w:tc>
+        <w:tc>
+          <w:tcPr>
+            <w:tcBorders>
+              <w:top w:val="single" w:space="0" w:color="D3D3D3"/>
+              <w:bottom w:val="single" w:space="0" w:color="D3D3D3"/>
+              <w:start w:val="single" w:space="0" w:color="D3D3D3"/>
+              <w:end w:val="single" w:space="0" w:color="D3D3D3"/>
+            </w:tcBorders>
+          </w:tcPr>
+          <w:p>
+            <w:pPr>
+              <w:spacing w:before="0" w:after="60"/>
+              <w:keepNext/>
+              <w:jc w:val="end"/>
+            </w:pPr>
+            <w:r>
+              <w:rPr>
+                <w:rFonts w:ascii="Calibri" w:hAnsi="Calibri"/>
+                <w:sz w:val="20"/>
+              </w:rPr>
+              <w:t xml:space="default">2.32</w:t>
             </w:r>
           </w:p>
         </w:tc>
@@ -1486,55 +1486,55 @@
                 <w:rFonts w:ascii="Calibri" w:hAnsi="Calibri"/>
                 <w:sz w:val="20"/>
               </w:rPr>
-              <w:t xml:space="default">1.46</w:t>
-            </w:r>
-          </w:p>
-        </w:tc>
-        <w:tc>
-          <w:tcPr>
-            <w:tcBorders>
-              <w:top w:val="single" w:space="0" w:color="D3D3D3"/>
-              <w:bottom w:val="single" w:space="0" w:color="D3D3D3"/>
-              <w:start w:val="single" w:space="0" w:color="D3D3D3"/>
-              <w:end w:val="single" w:space="0" w:color="D3D3D3"/>
-            </w:tcBorders>
-          </w:tcPr>
-          <w:p>
-            <w:pPr>
-              <w:spacing w:before="0" w:after="60"/>
-              <w:keepNext/>
-              <w:jc w:val="end"/>
-            </w:pPr>
-            <w:r>
-              <w:rPr>
-                <w:rFonts w:ascii="Calibri" w:hAnsi="Calibri"/>
-                <w:sz w:val="20"/>
-              </w:rPr>
-              <w:t xml:space="default">0.53</w:t>
-            </w:r>
-          </w:p>
-        </w:tc>
-        <w:tc>
-          <w:tcPr>
-            <w:tcBorders>
-              <w:top w:val="single" w:space="0" w:color="D3D3D3"/>
-              <w:bottom w:val="single" w:space="0" w:color="D3D3D3"/>
-              <w:start w:val="single" w:space="0" w:color="D3D3D3"/>
-              <w:end w:val="single" w:space="0" w:color="D3D3D3"/>
-            </w:tcBorders>
-          </w:tcPr>
-          <w:p>
-            <w:pPr>
-              <w:spacing w:before="0" w:after="60"/>
-              <w:keepNext/>
-              <w:jc w:val="start"/>
-            </w:pPr>
-            <w:r>
-              <w:rPr>
-                <w:rFonts w:ascii="Calibri" w:hAnsi="Calibri"/>
-                <w:sz w:val="20"/>
-              </w:rPr>
-              <w:t xml:space="default">0.018</w:t>
+              <w:t xml:space="default">1.42</w:t>
+            </w:r>
+          </w:p>
+        </w:tc>
+        <w:tc>
+          <w:tcPr>
+            <w:tcBorders>
+              <w:top w:val="single" w:space="0" w:color="D3D3D3"/>
+              <w:bottom w:val="single" w:space="0" w:color="D3D3D3"/>
+              <w:start w:val="single" w:space="0" w:color="D3D3D3"/>
+              <w:end w:val="single" w:space="0" w:color="D3D3D3"/>
+            </w:tcBorders>
+          </w:tcPr>
+          <w:p>
+            <w:pPr>
+              <w:spacing w:before="0" w:after="60"/>
+              <w:keepNext/>
+              <w:jc w:val="end"/>
+            </w:pPr>
+            <w:r>
+              <w:rPr>
+                <w:rFonts w:ascii="Calibri" w:hAnsi="Calibri"/>
+                <w:sz w:val="20"/>
+              </w:rPr>
+              <w:t xml:space="default">0.49</w:t>
+            </w:r>
+          </w:p>
+        </w:tc>
+        <w:tc>
+          <w:tcPr>
+            <w:tcBorders>
+              <w:top w:val="single" w:space="0" w:color="D3D3D3"/>
+              <w:bottom w:val="single" w:space="0" w:color="D3D3D3"/>
+              <w:start w:val="single" w:space="0" w:color="D3D3D3"/>
+              <w:end w:val="single" w:space="0" w:color="D3D3D3"/>
+            </w:tcBorders>
+          </w:tcPr>
+          <w:p>
+            <w:pPr>
+              <w:spacing w:before="0" w:after="60"/>
+              <w:keepNext/>
+              <w:jc w:val="start"/>
+            </w:pPr>
+            <w:r>
+              <w:rPr>
+                <w:rFonts w:ascii="Calibri" w:hAnsi="Calibri"/>
+                <w:sz w:val="20"/>
+              </w:rPr>
+              <w:t xml:space="default">0.022</w:t>
             </w:r>
           </w:p>
         </w:tc>
@@ -1611,31 +1611,31 @@
                 <w:rFonts w:ascii="Calibri" w:hAnsi="Calibri"/>
                 <w:sz w:val="20"/>
               </w:rPr>
-              <w:t xml:space="default">0.83</w:t>
-            </w:r>
-          </w:p>
-        </w:tc>
-        <w:tc>
-          <w:tcPr>
-            <w:tcBorders>
-              <w:top w:val="single" w:space="0" w:color="D3D3D3"/>
-              <w:bottom w:val="single" w:space="0" w:color="D3D3D3"/>
-              <w:start w:val="single" w:space="0" w:color="D3D3D3"/>
-              <w:end w:val="single" w:space="0" w:color="D3D3D3"/>
-            </w:tcBorders>
-          </w:tcPr>
-          <w:p>
-            <w:pPr>
-              <w:spacing w:before="0" w:after="60"/>
-              <w:keepNext/>
-              <w:jc w:val="start"/>
-            </w:pPr>
-            <w:r>
-              <w:rPr>
-                <w:rFonts w:ascii="Calibri" w:hAnsi="Calibri"/>
-                <w:sz w:val="20"/>
-              </w:rPr>
-              <w:t xml:space="default">0.36</w:t>
+              <w:t xml:space="default">0.86</w:t>
+            </w:r>
+          </w:p>
+        </w:tc>
+        <w:tc>
+          <w:tcPr>
+            <w:tcBorders>
+              <w:top w:val="single" w:space="0" w:color="D3D3D3"/>
+              <w:bottom w:val="single" w:space="0" w:color="D3D3D3"/>
+              <w:start w:val="single" w:space="0" w:color="D3D3D3"/>
+              <w:end w:val="single" w:space="0" w:color="D3D3D3"/>
+            </w:tcBorders>
+          </w:tcPr>
+          <w:p>
+            <w:pPr>
+              <w:spacing w:before="0" w:after="60"/>
+              <w:keepNext/>
+              <w:jc w:val="start"/>
+            </w:pPr>
+            <w:r>
+              <w:rPr>
+                <w:rFonts w:ascii="Calibri" w:hAnsi="Calibri"/>
+                <w:sz w:val="20"/>
+              </w:rPr>
+              <w:t xml:space="default">0.35</w:t>
             </w:r>
           </w:p>
         </w:tc>
